--- a/Gabriel/PHP Angular/GABRIEL POPA.docx
+++ b/Gabriel/PHP Angular/GABRIEL POPA.docx
@@ -63,8 +63,6 @@
         </w:rPr>
         <w:t xml:space="preserve"> </w:t>
       </w:r>
-      <w:bookmarkStart w:id="0" w:name="_GoBack"/>
-      <w:bookmarkEnd w:id="0"/>
       <w:r>
         <w:rPr>
           <w:b/>
@@ -269,60 +267,7 @@
           <w:sz w:val="20"/>
           <w:szCs w:val="28"/>
         </w:rPr>
-        <w:t>, Romania</w:t>
-      </w:r>
-      <w:r>
-        <w:rPr>
-          <w:rStyle w:val="NormalWebChar"/>
-          <w:rFonts w:asciiTheme="majorBidi" w:hAnsiTheme="majorBidi" w:cstheme="majorBidi"/>
-          <w:bCs/>
-          <w:color w:val="000000" w:themeColor="text1"/>
-          <w:sz w:val="20"/>
-          <w:szCs w:val="28"/>
-        </w:rPr>
-        <w:t xml:space="preserve"> | </w:t>
-      </w:r>
-      <w:r>
-        <w:rPr>
-          <w:rStyle w:val="NormalWebChar"/>
-          <w:rFonts w:asciiTheme="majorBidi" w:hAnsiTheme="majorBidi" w:cstheme="majorBidi"/>
-          <w:bCs/>
-          <w:color w:val="000000" w:themeColor="text1"/>
-          <w:sz w:val="20"/>
-          <w:szCs w:val="28"/>
-        </w:rPr>
-        <w:t xml:space="preserve">+40 764309991 | </w:t>
-      </w:r>
-      <w:r>
-        <w:rPr>
-          <w:rFonts w:asciiTheme="majorBidi" w:eastAsia="Times New Roman" w:hAnsiTheme="majorBidi" w:cstheme="majorBidi"/>
-          <w:bCs/>
-          <w:color w:val="000000" w:themeColor="text1"/>
-          <w:szCs w:val="27"/>
-          <w:lang w:eastAsia="en-US"/>
-        </w:rPr>
-        <w:t>popagabriel0523@outlook.com</w:t>
-      </w:r>
-      <w:r>
-        <w:rPr>
-          <w:rFonts w:asciiTheme="majorBidi" w:eastAsia="Times New Roman" w:hAnsiTheme="majorBidi" w:cstheme="majorBidi"/>
-          <w:bCs/>
-          <w:color w:val="000000" w:themeColor="text1"/>
-          <w:szCs w:val="27"/>
-          <w:lang w:eastAsia="en-US"/>
-        </w:rPr>
-        <w:t xml:space="preserve"> | </w:t>
-      </w:r>
-      <w:r>
-        <w:rPr>
-          <w:rStyle w:val="NormalWebChar"/>
-          <w:rFonts w:asciiTheme="majorBidi" w:hAnsiTheme="majorBidi" w:cstheme="majorBidi"/>
-          <w:bCs/>
-          <w:color w:val="000000" w:themeColor="text1"/>
-          <w:sz w:val="20"/>
-          <w:szCs w:val="27"/>
-        </w:rPr>
-        <w:t>https://www.linkedin.com/in/gabriel-popa-89ba643a4/</w:t>
+        <w:t>, Romania | +40 764309991 | gabrielpdev@outlook.com | https://www.linkedin.com/in/gabriel-popa-12890b414/</w:t>
       </w:r>
     </w:p>
     <w:p>
@@ -525,7 +470,7 @@
           <w:rFonts w:ascii="Times New Roman" w:hAnsi="Times New Roman" w:cs="Times New Roman"/>
           <w:sz w:val="22"/>
         </w:rPr>
-        <w:t xml:space="preserve">, MySQL, </w:t>
+        <w:t xml:space="preserve">, MySQL, PostgreSQL, </w:t>
       </w:r>
       <w:proofErr w:type="spellStart"/>
       <w:r>
@@ -533,7 +478,7 @@
           <w:rFonts w:ascii="Times New Roman" w:hAnsi="Times New Roman" w:cs="Times New Roman"/>
           <w:sz w:val="22"/>
         </w:rPr>
-        <w:t>PostgreSQL</w:t>
+        <w:t>Redis</w:t>
       </w:r>
       <w:proofErr w:type="spellEnd"/>
       <w:r>
@@ -541,39 +486,7 @@
           <w:rFonts w:ascii="Times New Roman" w:hAnsi="Times New Roman" w:cs="Times New Roman"/>
           <w:sz w:val="22"/>
         </w:rPr>
-        <w:t xml:space="preserve">, </w:t>
-      </w:r>
-      <w:proofErr w:type="spellStart"/>
-      <w:r>
-        <w:rPr>
-          <w:rFonts w:ascii="Times New Roman" w:hAnsi="Times New Roman" w:cs="Times New Roman"/>
-          <w:sz w:val="22"/>
-        </w:rPr>
-        <w:t>Redis</w:t>
-      </w:r>
-      <w:proofErr w:type="spellEnd"/>
-      <w:r>
-        <w:rPr>
-          <w:rFonts w:ascii="Times New Roman" w:hAnsi="Times New Roman" w:cs="Times New Roman"/>
-          <w:sz w:val="22"/>
-        </w:rPr>
-        <w:t xml:space="preserve">, </w:t>
-      </w:r>
-      <w:proofErr w:type="spellStart"/>
-      <w:r>
-        <w:rPr>
-          <w:rFonts w:ascii="Times New Roman" w:hAnsi="Times New Roman" w:cs="Times New Roman"/>
-          <w:sz w:val="22"/>
-        </w:rPr>
-        <w:t>Docker</w:t>
-      </w:r>
-      <w:proofErr w:type="spellEnd"/>
-      <w:r>
-        <w:rPr>
-          <w:rFonts w:ascii="Times New Roman" w:hAnsi="Times New Roman" w:cs="Times New Roman"/>
-          <w:sz w:val="22"/>
-        </w:rPr>
-        <w:t xml:space="preserve">, and CI/CD, with practical success upgrading legacy stacks, fixing production issues, and delivering maintainable features. </w:t>
+        <w:t xml:space="preserve">, Docker, and CI/CD, with practical success upgrading legacy stacks, fixing production issues, and delivering maintainable features. </w:t>
       </w:r>
       <w:proofErr w:type="gramStart"/>
       <w:r>
@@ -934,7 +847,6 @@
         </w:rPr>
         <w:t xml:space="preserve"> </w:t>
       </w:r>
-      <w:proofErr w:type="spellStart"/>
       <w:r>
         <w:rPr>
           <w:rFonts w:ascii="Times New Roman" w:eastAsia="Times New Roman" w:hAnsi="Times New Roman" w:cs="Times New Roman"/>
@@ -945,7 +857,6 @@
         </w:rPr>
         <w:t>PostgreSQL</w:t>
       </w:r>
-      <w:proofErr w:type="spellEnd"/>
       <w:r>
         <w:rPr>
           <w:rFonts w:ascii="Times New Roman" w:eastAsia="Times New Roman" w:hAnsi="Times New Roman" w:cs="Times New Roman"/>
@@ -1021,139 +932,55 @@
           <w:szCs w:val="24"/>
           <w:lang w:eastAsia="en-US"/>
         </w:rPr>
-        <w:t xml:space="preserve">Cloud &amp; </w:t>
+        <w:t>Cloud &amp; DevOps:</w:t>
+      </w:r>
+      <w:r>
+        <w:rPr>
+          <w:rFonts w:ascii="Times New Roman" w:eastAsia="Times New Roman" w:hAnsi="Times New Roman" w:cs="Times New Roman"/>
+          <w:sz w:val="22"/>
+          <w:szCs w:val="24"/>
+          <w:lang w:eastAsia="en-US"/>
+        </w:rPr>
+        <w:t xml:space="preserve"> </w:t>
+      </w:r>
+      <w:r>
+        <w:rPr>
+          <w:rFonts w:ascii="Times New Roman" w:eastAsia="Times New Roman" w:hAnsi="Times New Roman" w:cs="Times New Roman"/>
+          <w:b/>
+          <w:sz w:val="22"/>
+          <w:szCs w:val="24"/>
+          <w:lang w:eastAsia="en-US"/>
+        </w:rPr>
+        <w:t>AWS</w:t>
+      </w:r>
+      <w:r>
+        <w:rPr>
+          <w:rFonts w:ascii="Times New Roman" w:eastAsia="Times New Roman" w:hAnsi="Times New Roman" w:cs="Times New Roman"/>
+          <w:sz w:val="22"/>
+          <w:szCs w:val="24"/>
+          <w:lang w:eastAsia="en-US"/>
+        </w:rPr>
+        <w:t xml:space="preserve">, EC2, S3, RDS, ECS, Docker, GitHub Actions, </w:t>
       </w:r>
       <w:proofErr w:type="spellStart"/>
       <w:r>
         <w:rPr>
           <w:rFonts w:ascii="Times New Roman" w:eastAsia="Times New Roman" w:hAnsi="Times New Roman" w:cs="Times New Roman"/>
-          <w:b/>
-          <w:bCs/>
-          <w:sz w:val="22"/>
-          <w:szCs w:val="24"/>
-          <w:lang w:eastAsia="en-US"/>
-        </w:rPr>
-        <w:t>DevOps</w:t>
+          <w:sz w:val="22"/>
+          <w:szCs w:val="24"/>
+          <w:lang w:eastAsia="en-US"/>
+        </w:rPr>
+        <w:t>GitLab</w:t>
       </w:r>
       <w:proofErr w:type="spellEnd"/>
       <w:r>
         <w:rPr>
           <w:rFonts w:ascii="Times New Roman" w:eastAsia="Times New Roman" w:hAnsi="Times New Roman" w:cs="Times New Roman"/>
-          <w:b/>
-          <w:bCs/>
-          <w:sz w:val="22"/>
-          <w:szCs w:val="24"/>
-          <w:lang w:eastAsia="en-US"/>
-        </w:rPr>
-        <w:t>:</w:t>
-      </w:r>
-      <w:r>
-        <w:rPr>
-          <w:rFonts w:ascii="Times New Roman" w:eastAsia="Times New Roman" w:hAnsi="Times New Roman" w:cs="Times New Roman"/>
-          <w:sz w:val="22"/>
-          <w:szCs w:val="24"/>
-          <w:lang w:eastAsia="en-US"/>
-        </w:rPr>
-        <w:t xml:space="preserve"> </w:t>
-      </w:r>
-      <w:r>
-        <w:rPr>
-          <w:rFonts w:ascii="Times New Roman" w:eastAsia="Times New Roman" w:hAnsi="Times New Roman" w:cs="Times New Roman"/>
-          <w:b/>
-          <w:sz w:val="22"/>
-          <w:szCs w:val="24"/>
-          <w:lang w:eastAsia="en-US"/>
-        </w:rPr>
-        <w:t>AWS</w:t>
-      </w:r>
-      <w:r>
-        <w:rPr>
-          <w:rFonts w:ascii="Times New Roman" w:eastAsia="Times New Roman" w:hAnsi="Times New Roman" w:cs="Times New Roman"/>
-          <w:sz w:val="22"/>
-          <w:szCs w:val="24"/>
-          <w:lang w:eastAsia="en-US"/>
-        </w:rPr>
-        <w:t xml:space="preserve">, EC2, S3, RDS, ECS, </w:t>
-      </w:r>
-      <w:proofErr w:type="spellStart"/>
-      <w:r>
-        <w:rPr>
-          <w:rFonts w:ascii="Times New Roman" w:eastAsia="Times New Roman" w:hAnsi="Times New Roman" w:cs="Times New Roman"/>
-          <w:sz w:val="22"/>
-          <w:szCs w:val="24"/>
-          <w:lang w:eastAsia="en-US"/>
-        </w:rPr>
-        <w:t>Docker</w:t>
-      </w:r>
-      <w:proofErr w:type="spellEnd"/>
-      <w:r>
-        <w:rPr>
-          <w:rFonts w:ascii="Times New Roman" w:eastAsia="Times New Roman" w:hAnsi="Times New Roman" w:cs="Times New Roman"/>
-          <w:sz w:val="22"/>
-          <w:szCs w:val="24"/>
-          <w:lang w:eastAsia="en-US"/>
-        </w:rPr>
-        <w:t xml:space="preserve">, </w:t>
-      </w:r>
-      <w:proofErr w:type="spellStart"/>
-      <w:r>
-        <w:rPr>
-          <w:rFonts w:ascii="Times New Roman" w:eastAsia="Times New Roman" w:hAnsi="Times New Roman" w:cs="Times New Roman"/>
-          <w:sz w:val="22"/>
-          <w:szCs w:val="24"/>
-          <w:lang w:eastAsia="en-US"/>
-        </w:rPr>
-        <w:t>GitHub</w:t>
-      </w:r>
-      <w:proofErr w:type="spellEnd"/>
-      <w:r>
-        <w:rPr>
-          <w:rFonts w:ascii="Times New Roman" w:eastAsia="Times New Roman" w:hAnsi="Times New Roman" w:cs="Times New Roman"/>
-          <w:sz w:val="22"/>
-          <w:szCs w:val="24"/>
-          <w:lang w:eastAsia="en-US"/>
-        </w:rPr>
-        <w:t xml:space="preserve"> Actions, </w:t>
-      </w:r>
-      <w:proofErr w:type="spellStart"/>
-      <w:r>
-        <w:rPr>
-          <w:rFonts w:ascii="Times New Roman" w:eastAsia="Times New Roman" w:hAnsi="Times New Roman" w:cs="Times New Roman"/>
-          <w:sz w:val="22"/>
-          <w:szCs w:val="24"/>
-          <w:lang w:eastAsia="en-US"/>
-        </w:rPr>
-        <w:t>GitLab</w:t>
-      </w:r>
-      <w:proofErr w:type="spellEnd"/>
-      <w:r>
-        <w:rPr>
-          <w:rFonts w:ascii="Times New Roman" w:eastAsia="Times New Roman" w:hAnsi="Times New Roman" w:cs="Times New Roman"/>
-          <w:sz w:val="22"/>
-          <w:szCs w:val="24"/>
-          <w:lang w:eastAsia="en-US"/>
-        </w:rPr>
-        <w:t xml:space="preserve"> CI/CD, Jenkins, Linux, </w:t>
-      </w:r>
-      <w:proofErr w:type="spellStart"/>
-      <w:r>
-        <w:rPr>
-          <w:rFonts w:ascii="Times New Roman" w:eastAsia="Times New Roman" w:hAnsi="Times New Roman" w:cs="Times New Roman"/>
-          <w:sz w:val="22"/>
-          <w:szCs w:val="24"/>
-          <w:lang w:eastAsia="en-US"/>
-        </w:rPr>
-        <w:t>Nginx</w:t>
-      </w:r>
-      <w:proofErr w:type="spellEnd"/>
-      <w:r>
-        <w:rPr>
-          <w:rFonts w:ascii="Times New Roman" w:eastAsia="Times New Roman" w:hAnsi="Times New Roman" w:cs="Times New Roman"/>
-          <w:sz w:val="22"/>
-          <w:szCs w:val="24"/>
-          <w:lang w:eastAsia="en-US"/>
-        </w:rPr>
-        <w:t>, Apache, CI/CD pipelines, containerized deployments, release automation, environment configuration</w:t>
+          <w:sz w:val="22"/>
+          <w:szCs w:val="24"/>
+          <w:lang w:eastAsia="en-US"/>
+        </w:rPr>
+        <w:t xml:space="preserve"> CI/CD, Jenkins, Linux, Nginx, Apache, CI/CD pipelines, containerized deployments, release automation, environment configuration</w:t>
       </w:r>
     </w:p>
     <w:p>
@@ -1172,29 +999,16 @@
           <w:lang w:eastAsia="en-US"/>
         </w:rPr>
       </w:pPr>
-      <w:proofErr w:type="spellStart"/>
-      <w:r>
-        <w:rPr>
-          <w:rFonts w:ascii="Times New Roman" w:eastAsia="Times New Roman" w:hAnsi="Times New Roman" w:cs="Times New Roman"/>
-          <w:b/>
-          <w:bCs/>
-          <w:sz w:val="22"/>
-          <w:szCs w:val="24"/>
-          <w:lang w:eastAsia="en-US"/>
-        </w:rPr>
-        <w:t>Observability</w:t>
-      </w:r>
-      <w:proofErr w:type="spellEnd"/>
-      <w:r>
-        <w:rPr>
-          <w:rFonts w:ascii="Times New Roman" w:eastAsia="Times New Roman" w:hAnsi="Times New Roman" w:cs="Times New Roman"/>
-          <w:b/>
-          <w:bCs/>
-          <w:sz w:val="22"/>
-          <w:szCs w:val="24"/>
-          <w:lang w:eastAsia="en-US"/>
-        </w:rPr>
-        <w:t xml:space="preserve"> / Quality / Security:</w:t>
+      <w:r>
+        <w:rPr>
+          <w:rFonts w:ascii="Times New Roman" w:eastAsia="Times New Roman" w:hAnsi="Times New Roman" w:cs="Times New Roman"/>
+          <w:b/>
+          <w:bCs/>
+          <w:sz w:val="22"/>
+          <w:szCs w:val="24"/>
+          <w:lang w:eastAsia="en-US"/>
+        </w:rPr>
+        <w:t>Observability / Quality / Security:</w:t>
       </w:r>
       <w:r>
         <w:rPr>
@@ -1363,7 +1177,7 @@
           <w:sz w:val="22"/>
           <w:szCs w:val="28"/>
         </w:rPr>
-        <w:t xml:space="preserve">2024 – </w:t>
+        <w:t xml:space="preserve"> </w:t>
       </w:r>
       <w:r>
         <w:rPr>
@@ -1372,7 +1186,25 @@
           <w:sz w:val="22"/>
           <w:szCs w:val="28"/>
         </w:rPr>
-        <w:t>Dec 2025)</w:t>
+        <w:t xml:space="preserve">2024 – </w:t>
+      </w:r>
+      <w:r>
+        <w:rPr>
+          <w:rFonts w:asciiTheme="majorBidi" w:hAnsiTheme="majorBidi" w:cstheme="majorBidi"/>
+          <w:i/>
+          <w:sz w:val="22"/>
+          <w:szCs w:val="28"/>
+        </w:rPr>
+        <w:t>May 2026</w:t>
+      </w:r>
+      <w:r>
+        <w:rPr>
+          <w:rFonts w:asciiTheme="majorBidi" w:hAnsiTheme="majorBidi" w:cstheme="majorBidi"/>
+          <w:i/>
+          <w:sz w:val="22"/>
+          <w:szCs w:val="28"/>
+        </w:rPr>
+        <w:t>)</w:t>
       </w:r>
     </w:p>
     <w:p>
@@ -2241,7 +2073,6 @@
         </w:rPr>
         <w:t xml:space="preserve">, better pagination, selective indexing, and payload shaping across </w:t>
       </w:r>
-      <w:proofErr w:type="spellStart"/>
       <w:r>
         <w:rPr>
           <w:rFonts w:ascii="Times New Roman" w:eastAsia="Times New Roman" w:hAnsi="Times New Roman" w:cs="Times New Roman"/>
@@ -2253,7 +2084,6 @@
         </w:rPr>
         <w:t>PostgreSQL</w:t>
       </w:r>
-      <w:proofErr w:type="spellEnd"/>
       <w:r>
         <w:rPr>
           <w:rFonts w:ascii="Times New Roman" w:eastAsia="Times New Roman" w:hAnsi="Times New Roman" w:cs="Times New Roman"/>
@@ -2327,41 +2157,72 @@
           <w:szCs w:val="24"/>
           <w:lang w:eastAsia="en-US"/>
         </w:rPr>
-        <w:t xml:space="preserve">Worked closely with </w:t>
+        <w:t xml:space="preserve">Worked closely with DevOps across </w:t>
+      </w:r>
+      <w:r>
+        <w:rPr>
+          <w:rFonts w:ascii="Times New Roman" w:eastAsia="Times New Roman" w:hAnsi="Times New Roman" w:cs="Times New Roman"/>
+          <w:b/>
+          <w:bCs/>
+          <w:sz w:val="22"/>
+          <w:szCs w:val="24"/>
+          <w:lang w:eastAsia="en-US"/>
+        </w:rPr>
+        <w:t>Docker</w:t>
+      </w:r>
+      <w:r>
+        <w:rPr>
+          <w:rFonts w:ascii="Times New Roman" w:eastAsia="Times New Roman" w:hAnsi="Times New Roman" w:cs="Times New Roman"/>
+          <w:sz w:val="22"/>
+          <w:szCs w:val="24"/>
+          <w:lang w:eastAsia="en-US"/>
+        </w:rPr>
+        <w:t xml:space="preserve">, </w:t>
+      </w:r>
+      <w:r>
+        <w:rPr>
+          <w:rFonts w:ascii="Times New Roman" w:eastAsia="Times New Roman" w:hAnsi="Times New Roman" w:cs="Times New Roman"/>
+          <w:b/>
+          <w:bCs/>
+          <w:sz w:val="22"/>
+          <w:szCs w:val="24"/>
+          <w:lang w:eastAsia="en-US"/>
+        </w:rPr>
+        <w:t>GitHub Actions</w:t>
+      </w:r>
+      <w:r>
+        <w:rPr>
+          <w:rFonts w:ascii="Times New Roman" w:eastAsia="Times New Roman" w:hAnsi="Times New Roman" w:cs="Times New Roman"/>
+          <w:sz w:val="22"/>
+          <w:szCs w:val="24"/>
+          <w:lang w:eastAsia="en-US"/>
+        </w:rPr>
+        <w:t xml:space="preserve">, </w:t>
       </w:r>
       <w:proofErr w:type="spellStart"/>
       <w:r>
         <w:rPr>
           <w:rFonts w:ascii="Times New Roman" w:eastAsia="Times New Roman" w:hAnsi="Times New Roman" w:cs="Times New Roman"/>
-          <w:sz w:val="22"/>
-          <w:szCs w:val="24"/>
-          <w:lang w:eastAsia="en-US"/>
-        </w:rPr>
-        <w:t>DevOps</w:t>
+          <w:b/>
+          <w:bCs/>
+          <w:sz w:val="22"/>
+          <w:szCs w:val="24"/>
+          <w:lang w:eastAsia="en-US"/>
+        </w:rPr>
+        <w:t>GitLab</w:t>
       </w:r>
       <w:proofErr w:type="spellEnd"/>
       <w:r>
         <w:rPr>
           <w:rFonts w:ascii="Times New Roman" w:eastAsia="Times New Roman" w:hAnsi="Times New Roman" w:cs="Times New Roman"/>
-          <w:sz w:val="22"/>
-          <w:szCs w:val="24"/>
-          <w:lang w:eastAsia="en-US"/>
-        </w:rPr>
-        <w:t xml:space="preserve"> across </w:t>
-      </w:r>
-      <w:proofErr w:type="spellStart"/>
-      <w:r>
-        <w:rPr>
-          <w:rFonts w:ascii="Times New Roman" w:eastAsia="Times New Roman" w:hAnsi="Times New Roman" w:cs="Times New Roman"/>
-          <w:b/>
-          <w:bCs/>
-          <w:sz w:val="22"/>
-          <w:szCs w:val="24"/>
-          <w:lang w:eastAsia="en-US"/>
-        </w:rPr>
-        <w:t>Docker</w:t>
-      </w:r>
-      <w:proofErr w:type="spellEnd"/>
+          <w:b/>
+          <w:bCs/>
+          <w:sz w:val="22"/>
+          <w:szCs w:val="24"/>
+          <w:lang w:eastAsia="en-US"/>
+        </w:rPr>
+        <w:t xml:space="preserve"> CI/CD</w:t>
+      </w:r>
       <w:r>
         <w:rPr>
           <w:rFonts w:ascii="Times New Roman" w:eastAsia="Times New Roman" w:hAnsi="Times New Roman" w:cs="Times New Roman"/>
@@ -2371,29 +2232,16 @@
         </w:rPr>
         <w:t xml:space="preserve">, </w:t>
       </w:r>
-      <w:proofErr w:type="spellStart"/>
-      <w:r>
-        <w:rPr>
-          <w:rFonts w:ascii="Times New Roman" w:eastAsia="Times New Roman" w:hAnsi="Times New Roman" w:cs="Times New Roman"/>
-          <w:b/>
-          <w:bCs/>
-          <w:sz w:val="22"/>
-          <w:szCs w:val="24"/>
-          <w:lang w:eastAsia="en-US"/>
-        </w:rPr>
-        <w:t>GitHub</w:t>
-      </w:r>
-      <w:proofErr w:type="spellEnd"/>
-      <w:r>
-        <w:rPr>
-          <w:rFonts w:ascii="Times New Roman" w:eastAsia="Times New Roman" w:hAnsi="Times New Roman" w:cs="Times New Roman"/>
-          <w:b/>
-          <w:bCs/>
-          <w:sz w:val="22"/>
-          <w:szCs w:val="24"/>
-          <w:lang w:eastAsia="en-US"/>
-        </w:rPr>
-        <w:t xml:space="preserve"> Actions</w:t>
+      <w:r>
+        <w:rPr>
+          <w:rFonts w:ascii="Times New Roman" w:eastAsia="Times New Roman" w:hAnsi="Times New Roman" w:cs="Times New Roman"/>
+          <w:b/>
+          <w:bCs/>
+          <w:sz w:val="22"/>
+          <w:szCs w:val="24"/>
+          <w:lang w:eastAsia="en-US"/>
+        </w:rPr>
+        <w:t>Linux</w:t>
       </w:r>
       <w:r>
         <w:rPr>
@@ -2404,60 +2252,6 @@
         </w:rPr>
         <w:t xml:space="preserve">, </w:t>
       </w:r>
-      <w:proofErr w:type="spellStart"/>
-      <w:r>
-        <w:rPr>
-          <w:rFonts w:ascii="Times New Roman" w:eastAsia="Times New Roman" w:hAnsi="Times New Roman" w:cs="Times New Roman"/>
-          <w:b/>
-          <w:bCs/>
-          <w:sz w:val="22"/>
-          <w:szCs w:val="24"/>
-          <w:lang w:eastAsia="en-US"/>
-        </w:rPr>
-        <w:t>GitLab</w:t>
-      </w:r>
-      <w:proofErr w:type="spellEnd"/>
-      <w:r>
-        <w:rPr>
-          <w:rFonts w:ascii="Times New Roman" w:eastAsia="Times New Roman" w:hAnsi="Times New Roman" w:cs="Times New Roman"/>
-          <w:b/>
-          <w:bCs/>
-          <w:sz w:val="22"/>
-          <w:szCs w:val="24"/>
-          <w:lang w:eastAsia="en-US"/>
-        </w:rPr>
-        <w:t xml:space="preserve"> CI/CD</w:t>
-      </w:r>
-      <w:r>
-        <w:rPr>
-          <w:rFonts w:ascii="Times New Roman" w:eastAsia="Times New Roman" w:hAnsi="Times New Roman" w:cs="Times New Roman"/>
-          <w:sz w:val="22"/>
-          <w:szCs w:val="24"/>
-          <w:lang w:eastAsia="en-US"/>
-        </w:rPr>
-        <w:t xml:space="preserve">, </w:t>
-      </w:r>
-      <w:r>
-        <w:rPr>
-          <w:rFonts w:ascii="Times New Roman" w:eastAsia="Times New Roman" w:hAnsi="Times New Roman" w:cs="Times New Roman"/>
-          <w:b/>
-          <w:bCs/>
-          <w:sz w:val="22"/>
-          <w:szCs w:val="24"/>
-          <w:lang w:eastAsia="en-US"/>
-        </w:rPr>
-        <w:t>Linux</w:t>
-      </w:r>
-      <w:r>
-        <w:rPr>
-          <w:rFonts w:ascii="Times New Roman" w:eastAsia="Times New Roman" w:hAnsi="Times New Roman" w:cs="Times New Roman"/>
-          <w:sz w:val="22"/>
-          <w:szCs w:val="24"/>
-          <w:lang w:eastAsia="en-US"/>
-        </w:rPr>
-        <w:t xml:space="preserve">, </w:t>
-      </w:r>
-      <w:proofErr w:type="spellStart"/>
       <w:r>
         <w:rPr>
           <w:rFonts w:ascii="Times New Roman" w:eastAsia="Times New Roman" w:hAnsi="Times New Roman" w:cs="Times New Roman"/>
@@ -2469,7 +2263,6 @@
         </w:rPr>
         <w:t>Nginx</w:t>
       </w:r>
-      <w:proofErr w:type="spellEnd"/>
       <w:r>
         <w:rPr>
           <w:rFonts w:ascii="Times New Roman" w:eastAsia="Times New Roman" w:hAnsi="Times New Roman" w:cs="Times New Roman"/>
@@ -3255,7 +3048,6 @@
         </w:rPr>
         <w:t xml:space="preserve"> issues by aligning </w:t>
       </w:r>
-      <w:proofErr w:type="spellStart"/>
       <w:r>
         <w:rPr>
           <w:rFonts w:ascii="Times New Roman" w:eastAsia="Times New Roman" w:hAnsi="Times New Roman" w:cs="Times New Roman"/>
@@ -3267,7 +3059,6 @@
         </w:rPr>
         <w:t>Nginx</w:t>
       </w:r>
-      <w:proofErr w:type="spellEnd"/>
       <w:r>
         <w:rPr>
           <w:rFonts w:ascii="Times New Roman" w:eastAsia="Times New Roman" w:hAnsi="Times New Roman" w:cs="Times New Roman"/>
@@ -3389,7 +3180,6 @@
         </w:rPr>
         <w:t xml:space="preserve">, </w:t>
       </w:r>
-      <w:proofErr w:type="spellStart"/>
       <w:r>
         <w:rPr>
           <w:rFonts w:ascii="Times New Roman" w:eastAsia="Times New Roman" w:hAnsi="Times New Roman" w:cs="Times New Roman"/>
@@ -3401,7 +3191,6 @@
         </w:rPr>
         <w:t>Docker</w:t>
       </w:r>
-      <w:proofErr w:type="spellEnd"/>
       <w:r>
         <w:rPr>
           <w:rFonts w:ascii="Times New Roman" w:eastAsia="Times New Roman" w:hAnsi="Times New Roman" w:cs="Times New Roman"/>
@@ -3581,8 +3370,10 @@
           <w:sz w:val="22"/>
           <w:szCs w:val="28"/>
         </w:rPr>
-        <w:t>Sept</w:t>
-      </w:r>
+        <w:t>Sep</w:t>
+      </w:r>
+      <w:bookmarkStart w:id="0" w:name="_GoBack"/>
+      <w:bookmarkEnd w:id="0"/>
       <w:r>
         <w:rPr>
           <w:rFonts w:asciiTheme="majorBidi" w:hAnsiTheme="majorBidi" w:cstheme="majorBidi"/>
@@ -3974,7 +3765,6 @@
         </w:rPr>
         <w:t xml:space="preserve"> and </w:t>
       </w:r>
-      <w:proofErr w:type="spellStart"/>
       <w:r>
         <w:rPr>
           <w:rFonts w:ascii="Times New Roman" w:eastAsia="Times New Roman" w:hAnsi="Times New Roman" w:cs="Times New Roman"/>
@@ -3986,7 +3776,6 @@
         </w:rPr>
         <w:t>PostgreSQL</w:t>
       </w:r>
-      <w:proofErr w:type="spellEnd"/>
       <w:r>
         <w:rPr>
           <w:rFonts w:ascii="Times New Roman" w:eastAsia="Times New Roman" w:hAnsi="Times New Roman" w:cs="Times New Roman"/>
@@ -4402,7 +4191,6 @@
         </w:rPr>
         <w:t xml:space="preserve">, </w:t>
       </w:r>
-      <w:proofErr w:type="spellStart"/>
       <w:r>
         <w:rPr>
           <w:rFonts w:ascii="Times New Roman" w:eastAsia="Times New Roman" w:hAnsi="Times New Roman" w:cs="Times New Roman"/>
@@ -4414,7 +4202,6 @@
         </w:rPr>
         <w:t>jQuery</w:t>
       </w:r>
-      <w:proofErr w:type="spellEnd"/>
       <w:r>
         <w:rPr>
           <w:rFonts w:ascii="Times New Roman" w:eastAsia="Times New Roman" w:hAnsi="Times New Roman" w:cs="Times New Roman"/>
@@ -5051,29 +4838,16 @@
           <w:lang w:eastAsia="en-US"/>
         </w:rPr>
       </w:pPr>
-      <w:proofErr w:type="spellStart"/>
-      <w:r>
-        <w:rPr>
-          <w:rFonts w:ascii="Times New Roman" w:eastAsia="Times New Roman" w:hAnsi="Times New Roman" w:cs="Times New Roman"/>
-          <w:b/>
-          <w:bCs/>
-          <w:sz w:val="22"/>
-          <w:szCs w:val="24"/>
-          <w:lang w:eastAsia="en-US"/>
-        </w:rPr>
-        <w:t>Zend</w:t>
-      </w:r>
-      <w:proofErr w:type="spellEnd"/>
-      <w:r>
-        <w:rPr>
-          <w:rFonts w:ascii="Times New Roman" w:eastAsia="Times New Roman" w:hAnsi="Times New Roman" w:cs="Times New Roman"/>
-          <w:b/>
-          <w:bCs/>
-          <w:sz w:val="22"/>
-          <w:szCs w:val="24"/>
-          <w:lang w:eastAsia="en-US"/>
-        </w:rPr>
-        <w:t xml:space="preserve"> PHP Certified Engineer — 2022</w:t>
+      <w:r>
+        <w:rPr>
+          <w:rFonts w:ascii="Times New Roman" w:eastAsia="Times New Roman" w:hAnsi="Times New Roman" w:cs="Times New Roman"/>
+          <w:b/>
+          <w:bCs/>
+          <w:sz w:val="22"/>
+          <w:szCs w:val="24"/>
+          <w:lang w:eastAsia="en-US"/>
+        </w:rPr>
+        <w:t>Zend PHP Certified Engineer — 2022</w:t>
       </w:r>
     </w:p>
     <w:p>
@@ -9070,7 +8844,6 @@
       <w:jc w:val="both"/>
     </w:pPr>
     <w:tblPr>
-      <w:tblInd w:w="0" w:type="dxa"/>
       <w:tblBorders>
         <w:top w:val="single" w:sz="4" w:space="0" w:color="auto"/>
         <w:left w:val="single" w:sz="4" w:space="0" w:color="auto"/>
@@ -9079,12 +8852,6 @@
         <w:insideH w:val="single" w:sz="4" w:space="0" w:color="auto"/>
         <w:insideV w:val="single" w:sz="4" w:space="0" w:color="auto"/>
       </w:tblBorders>
-      <w:tblCellMar>
-        <w:top w:w="0" w:type="dxa"/>
-        <w:left w:w="108" w:type="dxa"/>
-        <w:bottom w:w="0" w:type="dxa"/>
-        <w:right w:w="108" w:type="dxa"/>
-      </w:tblCellMar>
     </w:tblPr>
   </w:style>
   <w:style w:type="character" w:customStyle="1" w:styleId="NormalWebChar">
@@ -9355,7 +9122,6 @@
       <w:jc w:val="both"/>
     </w:pPr>
     <w:tblPr>
-      <w:tblInd w:w="0" w:type="dxa"/>
       <w:tblBorders>
         <w:top w:val="single" w:sz="4" w:space="0" w:color="auto"/>
         <w:left w:val="single" w:sz="4" w:space="0" w:color="auto"/>
@@ -9364,12 +9130,6 @@
         <w:insideH w:val="single" w:sz="4" w:space="0" w:color="auto"/>
         <w:insideV w:val="single" w:sz="4" w:space="0" w:color="auto"/>
       </w:tblBorders>
-      <w:tblCellMar>
-        <w:top w:w="0" w:type="dxa"/>
-        <w:left w:w="108" w:type="dxa"/>
-        <w:bottom w:w="0" w:type="dxa"/>
-        <w:right w:w="108" w:type="dxa"/>
-      </w:tblCellMar>
     </w:tblPr>
   </w:style>
   <w:style w:type="character" w:customStyle="1" w:styleId="NormalWebChar">
